--- a/book/draft-v2/서드브레인2편_4장_컴패니언의윤리.docx
+++ b/book/draft-v2/서드브레인2편_4장_컴패니언의윤리.docx
@@ -888,6 +888,155 @@
       </w:r>
     </w:p>
     <w:p>
+      <w:r>
+        <w:br w:type="page"/>
+      </w:r>
+    </w:p>
+    <w:p>
+      <w:pPr>
+        <w:pStyle w:val="Heading2"/>
+        <w:spacing w:after="140" w:before="300"/>
+      </w:pPr>
+      <w:r>
+        <w:rPr>
+          <w:rFonts w:ascii="Malgun Gothic" w:cs="Malgun Gothic" w:eastAsia="Malgun Gothic" w:hAnsi="Malgun Gothic"/>
+          <w:b/>
+          <w:bCs/>
+          <w:color w:val="2E86AB"/>
+          <w:sz w:val="25"/>
+          <w:szCs w:val="25"/>
+        </w:rPr>
+        <w:t xml:space="preserve">4.4 [심화] 규제의 시대 — 데이터 주권은 이상이 아니라 법이 된다</w:t>
+      </w:r>
+    </w:p>
+    <w:p>
+      <w:pPr>
+        <w:spacing w:after="150" w:before="0" w:line="312"/>
+        <w:jc w:val="both"/>
+      </w:pPr>
+      <w:r>
+        <w:rPr>
+          <w:rFonts w:ascii="Malgun Gothic" w:cs="Malgun Gothic" w:eastAsia="Malgun Gothic" w:hAnsi="Malgun Gothic"/>
+          <w:sz w:val="21"/>
+          <w:szCs w:val="21"/>
+        </w:rPr>
+        <w:t xml:space="preserve">컴패니언 로봇의 윤리(4.1~4.3)는 더 이상 사변이 아닙니다. 2020년대 후반, 세계는 이 윤리를 법으로 성문화하기 시작했습니다. 이 흐름을 아는 것은 컴패니언 설계자에게 선택이 아니라 필수입니다. 유럽연합의 AI법(EU AI Act)은 AI 시스템을 위험도에 따라 분류하고, 노인·아동 등 취약 계층을 대상으로 하거나 정서를 다루는 시스템에 더 높은 투명성·안전 의무를 부과합니다. 감정을 인식·조작하는 기능은 특별한 감시 대상입니다 — 4.1의 기만 반론이 규제의 언어로 번역된 셈입니다.</w:t>
+      </w:r>
+    </w:p>
+    <w:p>
+      <w:pPr>
+        <w:spacing w:after="150" w:before="0" w:line="312"/>
+        <w:jc w:val="both"/>
+      </w:pPr>
+      <w:r>
+        <w:rPr>
+          <w:rFonts w:ascii="Malgun Gothic" w:cs="Malgun Gothic" w:eastAsia="Malgun Gothic" w:hAnsi="Malgun Gothic"/>
+          <w:sz w:val="21"/>
+          <w:szCs w:val="21"/>
+        </w:rPr>
+        <w:t xml:space="preserve">데이터 측면에서는 유럽의 GDPR과 한국의 개인정보보호법이 이미 강력한 틀을 제공합니다. 두 법 모두 정보 주체의 열람권·삭제권·이동권(자신의 데이터를 다른 서비스로 옮길 권리)을 보장합니다. 특히 건강 정보는 '민감정보'로 분류되어 원칙적으로 처리가 금지되고, 명시적 동의가 있을 때만 예외적으로 허용됩니다. 컴패니언 로봇이 다루는 데이터의 대부분 — 복약, 혈압, 감정 — 이 바로 이 민감정보입니다. 즉, 법은 이미 4.1~4.3의 감시 반론에 대한 최소 기준을 정해 두었습니다.</w:t>
+      </w:r>
+    </w:p>
+    <w:p>
+      <w:pPr>
+        <w:spacing w:after="150" w:before="0" w:line="312"/>
+        <w:jc w:val="both"/>
+      </w:pPr>
+      <w:r>
+        <w:rPr>
+          <w:rFonts w:ascii="Malgun Gothic" w:cs="Malgun Gothic" w:eastAsia="Malgun Gothic" w:hAnsi="Malgun Gothic"/>
+          <w:sz w:val="21"/>
+          <w:szCs w:val="21"/>
+        </w:rPr>
+        <w:t xml:space="preserve">흥미로운 것은, 서드브레인의 설계 원칙이 이 규제들을 '준수'하는 수준을 넘어 '초과 달성'한다는 점입니다. 데이터 주권 원칙(마크다운·SQLite, 내 서버)은 GDPR의 이동권을 넘어 애초에 데이터가 내 손을 떠나지 않게 합니다. 삭제권은 파일 삭제로 완결되고, 열람권은 사람이 읽는 마크다운 그 자체입니다. 규제가 '기업이 개인 데이터를 어떻게 다뤄야 하는가'를 규율한다면, 서드브레인은 '개인 데이터가 애초에 기업에 가지 않는' 구조를 택함으로써 규제의 대상이 되는 위험 자체를 없앱니다. 법을 지키는 가장 확실한 방법은, 법이 규율하려는 위험을 구조적으로 만들지 않는 것입니다. 이것이 '규제의 시대'에 개인 소유 컴패니언이 갖는 근본적 우위입니다.</w:t>
+      </w:r>
+    </w:p>
+    <w:p>
+      <w:pPr>
+        <w:shd w:fill="EAF3F1" w:val="clear"/>
+        <w:spacing w:after="60" w:before="180"/>
+      </w:pPr>
+      <w:r>
+        <w:rPr>
+          <w:rFonts w:ascii="Malgun Gothic" w:cs="Malgun Gothic" w:eastAsia="Malgun Gothic" w:hAnsi="Malgun Gothic"/>
+          <w:b/>
+          <w:bCs/>
+          <w:color w:val="1F6F6A"/>
+          <w:sz w:val="20"/>
+          <w:szCs w:val="20"/>
+        </w:rPr>
+        <w:t xml:space="preserve">[뇌경영 실천] 규제 지형과 서드브레인의 위치</w:t>
+      </w:r>
+    </w:p>
+    <w:p>
+      <w:pPr>
+        <w:shd w:fill="EAF3F1" w:val="clear"/>
+        <w:spacing w:after="60" w:line="300"/>
+      </w:pPr>
+      <w:r>
+        <w:rPr>
+          <w:rFonts w:ascii="Malgun Gothic" w:cs="Malgun Gothic" w:eastAsia="Malgun Gothic" w:hAnsi="Malgun Gothic"/>
+          <w:color w:val="333333"/>
+          <w:sz w:val="20"/>
+          <w:szCs w:val="20"/>
+        </w:rPr>
+        <w:t xml:space="preserve">· EU AI법: 정서·취약계층 대상 AI에 높은 투명성·안전 의무 (기만 반론의 법제화)</w:t>
+      </w:r>
+    </w:p>
+    <w:p>
+      <w:pPr>
+        <w:shd w:fill="EAF3F1" w:val="clear"/>
+        <w:spacing w:after="60" w:line="300"/>
+      </w:pPr>
+      <w:r>
+        <w:rPr>
+          <w:rFonts w:ascii="Malgun Gothic" w:cs="Malgun Gothic" w:eastAsia="Malgun Gothic" w:hAnsi="Malgun Gothic"/>
+          <w:color w:val="333333"/>
+          <w:sz w:val="20"/>
+          <w:szCs w:val="20"/>
+        </w:rPr>
+        <w:t xml:space="preserve">· GDPR·개인정보보호법: 열람·삭제·이동권 보장, 건강정보=민감정보(명시 동의 필수)</w:t>
+      </w:r>
+    </w:p>
+    <w:p>
+      <w:pPr>
+        <w:shd w:fill="EAF3F1" w:val="clear"/>
+        <w:spacing w:after="60" w:line="300"/>
+      </w:pPr>
+      <w:r>
+        <w:rPr>
+          <w:rFonts w:ascii="Malgun Gothic" w:cs="Malgun Gothic" w:eastAsia="Malgun Gothic" w:hAnsi="Malgun Gothic"/>
+          <w:color w:val="333333"/>
+          <w:sz w:val="20"/>
+          <w:szCs w:val="20"/>
+        </w:rPr>
+        <w:t xml:space="preserve">· 서드브레인: 데이터가 내 서버를 떠나지 않음 → 규제 '준수'를 넘어 위험 자체를 제거</w:t>
+      </w:r>
+    </w:p>
+    <w:p>
+      <w:pPr>
+        <w:shd w:fill="EAF3F1" w:val="clear"/>
+        <w:spacing w:after="60" w:line="300"/>
+      </w:pPr>
+      <w:r>
+        <w:rPr>
+          <w:rFonts w:ascii="Malgun Gothic" w:cs="Malgun Gothic" w:eastAsia="Malgun Gothic" w:hAnsi="Malgun Gothic"/>
+          <w:color w:val="333333"/>
+          <w:sz w:val="20"/>
+          <w:szCs w:val="20"/>
+        </w:rPr>
+        <w:t xml:space="preserve">· 원칙: 법을 지키는 최선은, 법이 규율하려는 위험을 구조적으로 안 만드는 것</w:t>
+      </w:r>
+    </w:p>
+    <w:p>
+      <w:pPr>
+        <w:spacing w:after="140"/>
+      </w:pPr>
+      <w:r>
+        <w:t xml:space="preserve"/>
+      </w:r>
+    </w:p>
+    <w:p>
       <w:pPr>
         <w:spacing w:after="60" w:before="0" w:line="312"/>
         <w:jc w:val="both"/>
@@ -916,6 +1065,36 @@
           <w:szCs w:val="22"/>
         </w:rPr>
         <w:t xml:space="preserve">이 장의 참고문헌</w:t>
+      </w:r>
+    </w:p>
+    <w:p>
+      <w:pPr>
+        <w:spacing w:after="50"/>
+        <w:ind w:left="360" w:hanging="360"/>
+      </w:pPr>
+      <w:r>
+        <w:rPr>
+          <w:rFonts w:ascii="Malgun Gothic" w:cs="Malgun Gothic" w:eastAsia="Malgun Gothic" w:hAnsi="Malgun Gothic"/>
+          <w:color w:val="555555"/>
+          <w:sz w:val="17"/>
+          <w:szCs w:val="17"/>
+        </w:rPr>
+        <w:t xml:space="preserve">European Union (2024). Artificial Intelligence Act (Regulation 2024/1689).</w:t>
+      </w:r>
+    </w:p>
+    <w:p>
+      <w:pPr>
+        <w:spacing w:after="50"/>
+        <w:ind w:left="360" w:hanging="360"/>
+      </w:pPr>
+      <w:r>
+        <w:rPr>
+          <w:rFonts w:ascii="Malgun Gothic" w:cs="Malgun Gothic" w:eastAsia="Malgun Gothic" w:hAnsi="Malgun Gothic"/>
+          <w:color w:val="555555"/>
+          <w:sz w:val="17"/>
+          <w:szCs w:val="17"/>
+        </w:rPr>
+        <w:t xml:space="preserve">개인정보보호법 (대한민국) · GDPR (EU General Data Protection Regulation, 2016/679).</w:t>
       </w:r>
     </w:p>
     <w:p>
